--- a/tillsyn/A 1299-2025 tillsynsbegäran.docx
+++ b/tillsyn/A 1299-2025 tillsynsbegäran.docx
@@ -218,7 +218,7 @@
     <w:r>
       <w:tab/>
       <w:tab/>
-      <w:t>2025-01-30</w:t>
+      <w:t>2025-01-31</w:t>
       <w:br/>
       <w:br/>
     </w:r>

--- a/tillsyn/A 1299-2025 tillsynsbegäran.docx
+++ b/tillsyn/A 1299-2025 tillsynsbegäran.docx
@@ -218,7 +218,7 @@
     <w:r>
       <w:tab/>
       <w:tab/>
-      <w:t>2025-01-31</w:t>
+      <w:t>2025-02-02</w:t>
       <w:br/>
       <w:br/>
     </w:r>

--- a/tillsyn/A 1299-2025 tillsynsbegäran.docx
+++ b/tillsyn/A 1299-2025 tillsynsbegäran.docx
@@ -218,7 +218,7 @@
     <w:r>
       <w:tab/>
       <w:tab/>
-      <w:t>2025-02-02</w:t>
+      <w:t>2025-02-03</w:t>
       <w:br/>
       <w:br/>
     </w:r>

--- a/tillsyn/A 1299-2025 tillsynsbegäran.docx
+++ b/tillsyn/A 1299-2025 tillsynsbegäran.docx
@@ -218,7 +218,7 @@
     <w:r>
       <w:tab/>
       <w:tab/>
-      <w:t>2025-02-03</w:t>
+      <w:t>2025-02-04</w:t>
       <w:br/>
       <w:br/>
     </w:r>

--- a/tillsyn/A 1299-2025 tillsynsbegäran.docx
+++ b/tillsyn/A 1299-2025 tillsynsbegäran.docx
@@ -218,7 +218,7 @@
     <w:r>
       <w:tab/>
       <w:tab/>
-      <w:t>2025-02-04</w:t>
+      <w:t>2025-02-05</w:t>
       <w:br/>
       <w:br/>
     </w:r>

--- a/tillsyn/A 1299-2025 tillsynsbegäran.docx
+++ b/tillsyn/A 1299-2025 tillsynsbegäran.docx
@@ -218,7 +218,7 @@
     <w:r>
       <w:tab/>
       <w:tab/>
-      <w:t>2025-02-05</w:t>
+      <w:t>2025-02-06</w:t>
       <w:br/>
       <w:br/>
     </w:r>

--- a/tillsyn/A 1299-2025 tillsynsbegäran.docx
+++ b/tillsyn/A 1299-2025 tillsynsbegäran.docx
@@ -218,7 +218,7 @@
     <w:r>
       <w:tab/>
       <w:tab/>
-      <w:t>2025-02-06</w:t>
+      <w:t>2025-02-07</w:t>
       <w:br/>
       <w:br/>
     </w:r>

--- a/tillsyn/A 1299-2025 tillsynsbegäran.docx
+++ b/tillsyn/A 1299-2025 tillsynsbegäran.docx
@@ -218,7 +218,7 @@
     <w:r>
       <w:tab/>
       <w:tab/>
-      <w:t>2025-02-07</w:t>
+      <w:t>2025-02-08</w:t>
       <w:br/>
       <w:br/>
     </w:r>

--- a/tillsyn/A 1299-2025 tillsynsbegäran.docx
+++ b/tillsyn/A 1299-2025 tillsynsbegäran.docx
@@ -218,7 +218,7 @@
     <w:r>
       <w:tab/>
       <w:tab/>
-      <w:t>2025-02-08</w:t>
+      <w:t>2025-02-09</w:t>
       <w:br/>
       <w:br/>
     </w:r>

--- a/tillsyn/A 1299-2025 tillsynsbegäran.docx
+++ b/tillsyn/A 1299-2025 tillsynsbegäran.docx
@@ -218,7 +218,7 @@
     <w:r>
       <w:tab/>
       <w:tab/>
-      <w:t>2025-02-09</w:t>
+      <w:t>2025-02-10</w:t>
       <w:br/>
       <w:br/>
     </w:r>

--- a/tillsyn/A 1299-2025 tillsynsbegäran.docx
+++ b/tillsyn/A 1299-2025 tillsynsbegäran.docx
@@ -218,7 +218,7 @@
     <w:r>
       <w:tab/>
       <w:tab/>
-      <w:t>2025-02-10</w:t>
+      <w:t>2025-02-11</w:t>
       <w:br/>
       <w:br/>
     </w:r>

--- a/tillsyn/A 1299-2025 tillsynsbegäran.docx
+++ b/tillsyn/A 1299-2025 tillsynsbegäran.docx
@@ -218,7 +218,7 @@
     <w:r>
       <w:tab/>
       <w:tab/>
-      <w:t>2025-02-11</w:t>
+      <w:t>2025-02-12</w:t>
       <w:br/>
       <w:br/>
     </w:r>

--- a/tillsyn/A 1299-2025 tillsynsbegäran.docx
+++ b/tillsyn/A 1299-2025 tillsynsbegäran.docx
@@ -218,7 +218,7 @@
     <w:r>
       <w:tab/>
       <w:tab/>
-      <w:t>2025-02-12</w:t>
+      <w:t>2025-02-13</w:t>
       <w:br/>
       <w:br/>
     </w:r>

--- a/tillsyn/A 1299-2025 tillsynsbegäran.docx
+++ b/tillsyn/A 1299-2025 tillsynsbegäran.docx
@@ -218,7 +218,7 @@
     <w:r>
       <w:tab/>
       <w:tab/>
-      <w:t>2025-02-13</w:t>
+      <w:t>2025-02-14</w:t>
       <w:br/>
       <w:br/>
     </w:r>

--- a/tillsyn/A 1299-2025 tillsynsbegäran.docx
+++ b/tillsyn/A 1299-2025 tillsynsbegäran.docx
@@ -218,7 +218,7 @@
     <w:r>
       <w:tab/>
       <w:tab/>
-      <w:t>2025-02-14</w:t>
+      <w:t>2025-02-15</w:t>
       <w:br/>
       <w:br/>
     </w:r>

--- a/tillsyn/A 1299-2025 tillsynsbegäran.docx
+++ b/tillsyn/A 1299-2025 tillsynsbegäran.docx
@@ -218,7 +218,7 @@
     <w:r>
       <w:tab/>
       <w:tab/>
-      <w:t>2025-02-15</w:t>
+      <w:t>2025-02-16</w:t>
       <w:br/>
       <w:br/>
     </w:r>

--- a/tillsyn/A 1299-2025 tillsynsbegäran.docx
+++ b/tillsyn/A 1299-2025 tillsynsbegäran.docx
@@ -218,7 +218,7 @@
     <w:r>
       <w:tab/>
       <w:tab/>
-      <w:t>2025-02-16</w:t>
+      <w:t>2025-02-17</w:t>
       <w:br/>
       <w:br/>
     </w:r>

--- a/tillsyn/A 1299-2025 tillsynsbegäran.docx
+++ b/tillsyn/A 1299-2025 tillsynsbegäran.docx
@@ -218,7 +218,7 @@
     <w:r>
       <w:tab/>
       <w:tab/>
-      <w:t>2025-02-17</w:t>
+      <w:t>2025-02-18</w:t>
       <w:br/>
       <w:br/>
     </w:r>

--- a/tillsyn/A 1299-2025 tillsynsbegäran.docx
+++ b/tillsyn/A 1299-2025 tillsynsbegäran.docx
@@ -218,7 +218,7 @@
     <w:r>
       <w:tab/>
       <w:tab/>
-      <w:t>2025-02-18</w:t>
+      <w:t>2025-02-19</w:t>
       <w:br/>
       <w:br/>
     </w:r>

--- a/tillsyn/A 1299-2025 tillsynsbegäran.docx
+++ b/tillsyn/A 1299-2025 tillsynsbegäran.docx
@@ -218,7 +218,7 @@
     <w:r>
       <w:tab/>
       <w:tab/>
-      <w:t>2025-02-19</w:t>
+      <w:t>2025-02-20</w:t>
       <w:br/>
       <w:br/>
     </w:r>

--- a/tillsyn/A 1299-2025 tillsynsbegäran.docx
+++ b/tillsyn/A 1299-2025 tillsynsbegäran.docx
@@ -218,7 +218,7 @@
     <w:r>
       <w:tab/>
       <w:tab/>
-      <w:t>2025-02-20</w:t>
+      <w:t>2025-02-21</w:t>
       <w:br/>
       <w:br/>
     </w:r>

--- a/tillsyn/A 1299-2025 tillsynsbegäran.docx
+++ b/tillsyn/A 1299-2025 tillsynsbegäran.docx
@@ -218,7 +218,7 @@
     <w:r>
       <w:tab/>
       <w:tab/>
-      <w:t>2025-02-21</w:t>
+      <w:t>2025-02-22</w:t>
       <w:br/>
       <w:br/>
     </w:r>

--- a/tillsyn/A 1299-2025 tillsynsbegäran.docx
+++ b/tillsyn/A 1299-2025 tillsynsbegäran.docx
@@ -218,7 +218,7 @@
     <w:r>
       <w:tab/>
       <w:tab/>
-      <w:t>2025-02-22</w:t>
+      <w:t>2025-02-23</w:t>
       <w:br/>
       <w:br/>
     </w:r>

--- a/tillsyn/A 1299-2025 tillsynsbegäran.docx
+++ b/tillsyn/A 1299-2025 tillsynsbegäran.docx
@@ -218,7 +218,7 @@
     <w:r>
       <w:tab/>
       <w:tab/>
-      <w:t>2025-02-23</w:t>
+      <w:t>2025-02-24</w:t>
       <w:br/>
       <w:br/>
     </w:r>

--- a/tillsyn/A 1299-2025 tillsynsbegäran.docx
+++ b/tillsyn/A 1299-2025 tillsynsbegäran.docx
@@ -218,7 +218,7 @@
     <w:r>
       <w:tab/>
       <w:tab/>
-      <w:t>2025-02-24</w:t>
+      <w:t>2025-02-25</w:t>
       <w:br/>
       <w:br/>
     </w:r>

--- a/tillsyn/A 1299-2025 tillsynsbegäran.docx
+++ b/tillsyn/A 1299-2025 tillsynsbegäran.docx
@@ -218,7 +218,7 @@
     <w:r>
       <w:tab/>
       <w:tab/>
-      <w:t>2025-02-25</w:t>
+      <w:t>2025-02-26</w:t>
       <w:br/>
       <w:br/>
     </w:r>

--- a/tillsyn/A 1299-2025 tillsynsbegäran.docx
+++ b/tillsyn/A 1299-2025 tillsynsbegäran.docx
@@ -218,7 +218,7 @@
     <w:r>
       <w:tab/>
       <w:tab/>
-      <w:t>2025-02-26</w:t>
+      <w:t>2025-02-27</w:t>
       <w:br/>
       <w:br/>
     </w:r>

--- a/tillsyn/A 1299-2025 tillsynsbegäran.docx
+++ b/tillsyn/A 1299-2025 tillsynsbegäran.docx
@@ -218,7 +218,7 @@
     <w:r>
       <w:tab/>
       <w:tab/>
-      <w:t>2025-02-27</w:t>
+      <w:t>2025-02-28</w:t>
       <w:br/>
       <w:br/>
     </w:r>

--- a/tillsyn/A 1299-2025 tillsynsbegäran.docx
+++ b/tillsyn/A 1299-2025 tillsynsbegäran.docx
@@ -218,7 +218,7 @@
     <w:r>
       <w:tab/>
       <w:tab/>
-      <w:t>2025-02-28</w:t>
+      <w:t>2025-03-01</w:t>
       <w:br/>
       <w:br/>
     </w:r>

--- a/tillsyn/A 1299-2025 tillsynsbegäran.docx
+++ b/tillsyn/A 1299-2025 tillsynsbegäran.docx
@@ -218,7 +218,7 @@
     <w:r>
       <w:tab/>
       <w:tab/>
-      <w:t>2025-03-01</w:t>
+      <w:t>2025-03-02</w:t>
       <w:br/>
       <w:br/>
     </w:r>

--- a/tillsyn/A 1299-2025 tillsynsbegäran.docx
+++ b/tillsyn/A 1299-2025 tillsynsbegäran.docx
@@ -218,7 +218,7 @@
     <w:r>
       <w:tab/>
       <w:tab/>
-      <w:t>2025-03-02</w:t>
+      <w:t>2025-03-03</w:t>
       <w:br/>
       <w:br/>
     </w:r>

--- a/tillsyn/A 1299-2025 tillsynsbegäran.docx
+++ b/tillsyn/A 1299-2025 tillsynsbegäran.docx
@@ -218,7 +218,7 @@
     <w:r>
       <w:tab/>
       <w:tab/>
-      <w:t>2025-03-03</w:t>
+      <w:t>2025-03-04</w:t>
       <w:br/>
       <w:br/>
     </w:r>

--- a/tillsyn/A 1299-2025 tillsynsbegäran.docx
+++ b/tillsyn/A 1299-2025 tillsynsbegäran.docx
@@ -218,7 +218,7 @@
     <w:r>
       <w:tab/>
       <w:tab/>
-      <w:t>2025-03-04</w:t>
+      <w:t>2025-03-05</w:t>
       <w:br/>
       <w:br/>
     </w:r>

--- a/tillsyn/A 1299-2025 tillsynsbegäran.docx
+++ b/tillsyn/A 1299-2025 tillsynsbegäran.docx
@@ -218,7 +218,7 @@
     <w:r>
       <w:tab/>
       <w:tab/>
-      <w:t>2025-03-05</w:t>
+      <w:t>2025-03-06</w:t>
       <w:br/>
       <w:br/>
     </w:r>

--- a/tillsyn/A 1299-2025 tillsynsbegäran.docx
+++ b/tillsyn/A 1299-2025 tillsynsbegäran.docx
@@ -218,7 +218,7 @@
     <w:r>
       <w:tab/>
       <w:tab/>
-      <w:t>2025-03-06</w:t>
+      <w:t>2025-03-07</w:t>
       <w:br/>
       <w:br/>
     </w:r>

--- a/tillsyn/A 1299-2025 tillsynsbegäran.docx
+++ b/tillsyn/A 1299-2025 tillsynsbegäran.docx
@@ -218,7 +218,7 @@
     <w:r>
       <w:tab/>
       <w:tab/>
-      <w:t>2025-03-07</w:t>
+      <w:t>2025-03-08</w:t>
       <w:br/>
       <w:br/>
     </w:r>

--- a/tillsyn/A 1299-2025 tillsynsbegäran.docx
+++ b/tillsyn/A 1299-2025 tillsynsbegäran.docx
@@ -218,7 +218,7 @@
     <w:r>
       <w:tab/>
       <w:tab/>
-      <w:t>2025-03-08</w:t>
+      <w:t>2025-03-09</w:t>
       <w:br/>
       <w:br/>
     </w:r>

--- a/tillsyn/A 1299-2025 tillsynsbegäran.docx
+++ b/tillsyn/A 1299-2025 tillsynsbegäran.docx
@@ -218,7 +218,7 @@
     <w:r>
       <w:tab/>
       <w:tab/>
-      <w:t>2025-03-09</w:t>
+      <w:t>2025-03-10</w:t>
       <w:br/>
       <w:br/>
     </w:r>

--- a/tillsyn/A 1299-2025 tillsynsbegäran.docx
+++ b/tillsyn/A 1299-2025 tillsynsbegäran.docx
@@ -218,7 +218,7 @@
     <w:r>
       <w:tab/>
       <w:tab/>
-      <w:t>2025-03-10</w:t>
+      <w:t>2025-03-11</w:t>
       <w:br/>
       <w:br/>
     </w:r>

--- a/tillsyn/A 1299-2025 tillsynsbegäran.docx
+++ b/tillsyn/A 1299-2025 tillsynsbegäran.docx
@@ -218,7 +218,7 @@
     <w:r>
       <w:tab/>
       <w:tab/>
-      <w:t>2025-03-11</w:t>
+      <w:t>2025-03-12</w:t>
       <w:br/>
       <w:br/>
     </w:r>

--- a/tillsyn/A 1299-2025 tillsynsbegäran.docx
+++ b/tillsyn/A 1299-2025 tillsynsbegäran.docx
@@ -218,7 +218,7 @@
     <w:r>
       <w:tab/>
       <w:tab/>
-      <w:t>2025-03-12</w:t>
+      <w:t>2025-03-13</w:t>
       <w:br/>
       <w:br/>
     </w:r>

--- a/tillsyn/A 1299-2025 tillsynsbegäran.docx
+++ b/tillsyn/A 1299-2025 tillsynsbegäran.docx
@@ -218,7 +218,7 @@
     <w:r>
       <w:tab/>
       <w:tab/>
-      <w:t>2025-03-13</w:t>
+      <w:t>2025-03-14</w:t>
       <w:br/>
       <w:br/>
     </w:r>

--- a/tillsyn/A 1299-2025 tillsynsbegäran.docx
+++ b/tillsyn/A 1299-2025 tillsynsbegäran.docx
@@ -218,7 +218,7 @@
     <w:r>
       <w:tab/>
       <w:tab/>
-      <w:t>2025-03-14</w:t>
+      <w:t>2025-03-15</w:t>
       <w:br/>
       <w:br/>
     </w:r>

--- a/tillsyn/A 1299-2025 tillsynsbegäran.docx
+++ b/tillsyn/A 1299-2025 tillsynsbegäran.docx
@@ -218,7 +218,7 @@
     <w:r>
       <w:tab/>
       <w:tab/>
-      <w:t>2025-03-15</w:t>
+      <w:t>2025-03-16</w:t>
       <w:br/>
       <w:br/>
     </w:r>

--- a/tillsyn/A 1299-2025 tillsynsbegäran.docx
+++ b/tillsyn/A 1299-2025 tillsynsbegäran.docx
@@ -218,7 +218,7 @@
     <w:r>
       <w:tab/>
       <w:tab/>
-      <w:t>2025-03-16</w:t>
+      <w:t>2025-03-17</w:t>
       <w:br/>
       <w:br/>
     </w:r>

--- a/tillsyn/A 1299-2025 tillsynsbegäran.docx
+++ b/tillsyn/A 1299-2025 tillsynsbegäran.docx
@@ -218,7 +218,7 @@
     <w:r>
       <w:tab/>
       <w:tab/>
-      <w:t>2025-03-17</w:t>
+      <w:t>2025-03-18</w:t>
       <w:br/>
       <w:br/>
     </w:r>

--- a/tillsyn/A 1299-2025 tillsynsbegäran.docx
+++ b/tillsyn/A 1299-2025 tillsynsbegäran.docx
@@ -218,7 +218,7 @@
     <w:r>
       <w:tab/>
       <w:tab/>
-      <w:t>2025-03-18</w:t>
+      <w:t>2025-03-19</w:t>
       <w:br/>
       <w:br/>
     </w:r>

--- a/tillsyn/A 1299-2025 tillsynsbegäran.docx
+++ b/tillsyn/A 1299-2025 tillsynsbegäran.docx
@@ -218,7 +218,7 @@
     <w:r>
       <w:tab/>
       <w:tab/>
-      <w:t>2025-03-19</w:t>
+      <w:t>2025-03-20</w:t>
       <w:br/>
       <w:br/>
     </w:r>

--- a/tillsyn/A 1299-2025 tillsynsbegäran.docx
+++ b/tillsyn/A 1299-2025 tillsynsbegäran.docx
@@ -218,7 +218,7 @@
     <w:r>
       <w:tab/>
       <w:tab/>
-      <w:t>2025-03-20</w:t>
+      <w:t>2025-03-21</w:t>
       <w:br/>
       <w:br/>
     </w:r>

--- a/tillsyn/A 1299-2025 tillsynsbegäran.docx
+++ b/tillsyn/A 1299-2025 tillsynsbegäran.docx
@@ -218,7 +218,7 @@
     <w:r>
       <w:tab/>
       <w:tab/>
-      <w:t>2025-03-21</w:t>
+      <w:t>2025-03-22</w:t>
       <w:br/>
       <w:br/>
     </w:r>

--- a/tillsyn/A 1299-2025 tillsynsbegäran.docx
+++ b/tillsyn/A 1299-2025 tillsynsbegäran.docx
@@ -218,7 +218,7 @@
     <w:r>
       <w:tab/>
       <w:tab/>
-      <w:t>2025-03-22</w:t>
+      <w:t>2025-03-23</w:t>
       <w:br/>
       <w:br/>
     </w:r>

--- a/tillsyn/A 1299-2025 tillsynsbegäran.docx
+++ b/tillsyn/A 1299-2025 tillsynsbegäran.docx
@@ -218,7 +218,7 @@
     <w:r>
       <w:tab/>
       <w:tab/>
-      <w:t>2025-03-23</w:t>
+      <w:t>2025-03-24</w:t>
       <w:br/>
       <w:br/>
     </w:r>

--- a/tillsyn/A 1299-2025 tillsynsbegäran.docx
+++ b/tillsyn/A 1299-2025 tillsynsbegäran.docx
@@ -218,7 +218,7 @@
     <w:r>
       <w:tab/>
       <w:tab/>
-      <w:t>2025-03-24</w:t>
+      <w:t>2025-03-25</w:t>
       <w:br/>
       <w:br/>
     </w:r>

--- a/tillsyn/A 1299-2025 tillsynsbegäran.docx
+++ b/tillsyn/A 1299-2025 tillsynsbegäran.docx
@@ -218,7 +218,7 @@
     <w:r>
       <w:tab/>
       <w:tab/>
-      <w:t>2025-03-25</w:t>
+      <w:t>2025-03-26</w:t>
       <w:br/>
       <w:br/>
     </w:r>

--- a/tillsyn/A 1299-2025 tillsynsbegäran.docx
+++ b/tillsyn/A 1299-2025 tillsynsbegäran.docx
@@ -218,7 +218,7 @@
     <w:r>
       <w:tab/>
       <w:tab/>
-      <w:t>2025-03-26</w:t>
+      <w:t>2025-03-27</w:t>
       <w:br/>
       <w:br/>
     </w:r>

--- a/tillsyn/A 1299-2025 tillsynsbegäran.docx
+++ b/tillsyn/A 1299-2025 tillsynsbegäran.docx
@@ -218,7 +218,7 @@
     <w:r>
       <w:tab/>
       <w:tab/>
-      <w:t>2025-03-27</w:t>
+      <w:t>2025-03-28</w:t>
       <w:br/>
       <w:br/>
     </w:r>

--- a/tillsyn/A 1299-2025 tillsynsbegäran.docx
+++ b/tillsyn/A 1299-2025 tillsynsbegäran.docx
@@ -218,7 +218,7 @@
     <w:r>
       <w:tab/>
       <w:tab/>
-      <w:t>2025-03-28</w:t>
+      <w:t>2025-03-29</w:t>
       <w:br/>
       <w:br/>
     </w:r>

--- a/tillsyn/A 1299-2025 tillsynsbegäran.docx
+++ b/tillsyn/A 1299-2025 tillsynsbegäran.docx
@@ -218,7 +218,7 @@
     <w:r>
       <w:tab/>
       <w:tab/>
-      <w:t>2025-04-02</w:t>
+      <w:t>2025-04-03</w:t>
       <w:br/>
       <w:br/>
     </w:r>

--- a/tillsyn/A 1299-2025 tillsynsbegäran.docx
+++ b/tillsyn/A 1299-2025 tillsynsbegäran.docx
@@ -218,7 +218,7 @@
     <w:r>
       <w:tab/>
       <w:tab/>
-      <w:t>2025-04-03</w:t>
+      <w:t>2025-04-05</w:t>
       <w:br/>
       <w:br/>
     </w:r>

--- a/tillsyn/A 1299-2025 tillsynsbegäran.docx
+++ b/tillsyn/A 1299-2025 tillsynsbegäran.docx
@@ -218,7 +218,7 @@
     <w:r>
       <w:tab/>
       <w:tab/>
-      <w:t>2025-04-05</w:t>
+      <w:t>2025-04-06</w:t>
       <w:br/>
       <w:br/>
     </w:r>

--- a/tillsyn/A 1299-2025 tillsynsbegäran.docx
+++ b/tillsyn/A 1299-2025 tillsynsbegäran.docx
@@ -218,7 +218,7 @@
     <w:r>
       <w:tab/>
       <w:tab/>
-      <w:t>2025-04-06</w:t>
+      <w:t>2025-04-07</w:t>
       <w:br/>
       <w:br/>
     </w:r>

--- a/tillsyn/A 1299-2025 tillsynsbegäran.docx
+++ b/tillsyn/A 1299-2025 tillsynsbegäran.docx
@@ -218,7 +218,7 @@
     <w:r>
       <w:tab/>
       <w:tab/>
-      <w:t>2025-04-07</w:t>
+      <w:t>2025-04-08</w:t>
       <w:br/>
       <w:br/>
     </w:r>

--- a/tillsyn/A 1299-2025 tillsynsbegäran.docx
+++ b/tillsyn/A 1299-2025 tillsynsbegäran.docx
@@ -218,7 +218,7 @@
     <w:r>
       <w:tab/>
       <w:tab/>
-      <w:t>2025-04-08</w:t>
+      <w:t>2025-04-09</w:t>
       <w:br/>
       <w:br/>
     </w:r>

--- a/tillsyn/A 1299-2025 tillsynsbegäran.docx
+++ b/tillsyn/A 1299-2025 tillsynsbegäran.docx
@@ -90,6 +90,17 @@
         <w:t>Figur 1. Fyndplatser för naturvårdsarter i det avverkningsanmälda området (röd linje). Markörer utan svart kant är placerade på fyndplatsen. Markörer med svart kant är placerade vid sidan av fyndplatsen och har ett svart streck som visar fyndplatsens exakta position. Kartans mittpunktskoordinat är N 6451860, E 541844 i SWEREF 99 TM.</w:t>
       </w:r>
     </w:p>
+    <w:p>
+      <w:r>
+        <w:rPr>
+          <w:b/>
+        </w:rPr>
+        <w:t xml:space="preserve">Storgröe (NT) </w:t>
+      </w:r>
+      <w:r>
+        <w:t>växer helst i eller vid källor, i bäckraviner, i frodiga skogssluttningar eller sumpskog. Rörligt, gärna något kalkpåverkat, ytligt grundvatten är en förutsättning. Det är främst förändringar av hydrologiska förhållanden genom dikning, körning med skogsfordon eller avverkning som hotar arten. Växtplatserna bör undantas från normal skogsproduktion och kalavverkning är direkt olämpligt (SLU Artdatabanken, 2024).</w:t>
+      </w:r>
+    </w:p>
     <w:sectPr>
       <w:headerReference w:type="even" r:id="rId8"/>
       <w:headerReference w:type="default" r:id="rId9"/>
@@ -218,7 +229,7 @@
     <w:r>
       <w:tab/>
       <w:tab/>
-      <w:t>2025-04-09</w:t>
+      <w:t>2025-04-10</w:t>
       <w:br/>
       <w:br/>
     </w:r>

--- a/tillsyn/A 1299-2025 tillsynsbegäran.docx
+++ b/tillsyn/A 1299-2025 tillsynsbegäran.docx
@@ -229,7 +229,7 @@
     <w:r>
       <w:tab/>
       <w:tab/>
-      <w:t>2025-04-10</w:t>
+      <w:t>2025-04-11</w:t>
       <w:br/>
       <w:br/>
     </w:r>

--- a/tillsyn/A 1299-2025 tillsynsbegäran.docx
+++ b/tillsyn/A 1299-2025 tillsynsbegäran.docx
@@ -229,7 +229,7 @@
     <w:r>
       <w:tab/>
       <w:tab/>
-      <w:t>2025-04-11</w:t>
+      <w:t>2025-04-12</w:t>
       <w:br/>
       <w:br/>
     </w:r>

--- a/tillsyn/A 1299-2025 tillsynsbegäran.docx
+++ b/tillsyn/A 1299-2025 tillsynsbegäran.docx
@@ -229,7 +229,7 @@
     <w:r>
       <w:tab/>
       <w:tab/>
-      <w:t>2025-04-12</w:t>
+      <w:t>2025-04-13</w:t>
       <w:br/>
       <w:br/>
     </w:r>

--- a/tillsyn/A 1299-2025 tillsynsbegäran.docx
+++ b/tillsyn/A 1299-2025 tillsynsbegäran.docx
@@ -229,7 +229,7 @@
     <w:r>
       <w:tab/>
       <w:tab/>
-      <w:t>2025-04-13</w:t>
+      <w:t>2025-04-14</w:t>
       <w:br/>
       <w:br/>
     </w:r>

--- a/tillsyn/A 1299-2025 tillsynsbegäran.docx
+++ b/tillsyn/A 1299-2025 tillsynsbegäran.docx
@@ -229,7 +229,7 @@
     <w:r>
       <w:tab/>
       <w:tab/>
-      <w:t>2025-04-14</w:t>
+      <w:t>2025-04-15</w:t>
       <w:br/>
       <w:br/>
     </w:r>

--- a/tillsyn/A 1299-2025 tillsynsbegäran.docx
+++ b/tillsyn/A 1299-2025 tillsynsbegäran.docx
@@ -229,7 +229,7 @@
     <w:r>
       <w:tab/>
       <w:tab/>
-      <w:t>2025-04-15</w:t>
+      <w:t>2025-04-16</w:t>
       <w:br/>
       <w:br/>
     </w:r>

--- a/tillsyn/A 1299-2025 tillsynsbegäran.docx
+++ b/tillsyn/A 1299-2025 tillsynsbegäran.docx
@@ -229,7 +229,7 @@
     <w:r>
       <w:tab/>
       <w:tab/>
-      <w:t>2025-04-16</w:t>
+      <w:t>2025-04-17</w:t>
       <w:br/>
       <w:br/>
     </w:r>

--- a/tillsyn/A 1299-2025 tillsynsbegäran.docx
+++ b/tillsyn/A 1299-2025 tillsynsbegäran.docx
@@ -229,7 +229,7 @@
     <w:r>
       <w:tab/>
       <w:tab/>
-      <w:t>2025-04-17</w:t>
+      <w:t>2025-04-18</w:t>
       <w:br/>
       <w:br/>
     </w:r>

--- a/tillsyn/A 1299-2025 tillsynsbegäran.docx
+++ b/tillsyn/A 1299-2025 tillsynsbegäran.docx
@@ -229,7 +229,7 @@
     <w:r>
       <w:tab/>
       <w:tab/>
-      <w:t>2025-04-18</w:t>
+      <w:t>2025-04-19</w:t>
       <w:br/>
       <w:br/>
     </w:r>

--- a/tillsyn/A 1299-2025 tillsynsbegäran.docx
+++ b/tillsyn/A 1299-2025 tillsynsbegäran.docx
@@ -229,7 +229,7 @@
     <w:r>
       <w:tab/>
       <w:tab/>
-      <w:t>2025-05-03</w:t>
+      <w:t>2025-05-04</w:t>
       <w:br/>
       <w:br/>
     </w:r>

--- a/tillsyn/A 1299-2025 tillsynsbegäran.docx
+++ b/tillsyn/A 1299-2025 tillsynsbegäran.docx
@@ -229,7 +229,7 @@
     <w:r>
       <w:tab/>
       <w:tab/>
-      <w:t>2025-05-04</w:t>
+      <w:t>2025-05-06</w:t>
       <w:br/>
       <w:br/>
     </w:r>

--- a/tillsyn/A 1299-2025 tillsynsbegäran.docx
+++ b/tillsyn/A 1299-2025 tillsynsbegäran.docx
@@ -229,7 +229,7 @@
     <w:r>
       <w:tab/>
       <w:tab/>
-      <w:t>2025-05-06</w:t>
+      <w:t>2025-05-07</w:t>
       <w:br/>
       <w:br/>
     </w:r>

--- a/tillsyn/A 1299-2025 tillsynsbegäran.docx
+++ b/tillsyn/A 1299-2025 tillsynsbegäran.docx
@@ -229,7 +229,7 @@
     <w:r>
       <w:tab/>
       <w:tab/>
-      <w:t>2025-05-07</w:t>
+      <w:t>2025-05-08</w:t>
       <w:br/>
       <w:br/>
     </w:r>

--- a/tillsyn/A 1299-2025 tillsynsbegäran.docx
+++ b/tillsyn/A 1299-2025 tillsynsbegäran.docx
@@ -229,7 +229,7 @@
     <w:r>
       <w:tab/>
       <w:tab/>
-      <w:t>2025-05-08</w:t>
+      <w:t>2025-05-09</w:t>
       <w:br/>
       <w:br/>
     </w:r>

--- a/tillsyn/A 1299-2025 tillsynsbegäran.docx
+++ b/tillsyn/A 1299-2025 tillsynsbegäran.docx
@@ -229,7 +229,7 @@
     <w:r>
       <w:tab/>
       <w:tab/>
-      <w:t>2025-05-09</w:t>
+      <w:t>2025-05-10</w:t>
       <w:br/>
       <w:br/>
     </w:r>

--- a/tillsyn/A 1299-2025 tillsynsbegäran.docx
+++ b/tillsyn/A 1299-2025 tillsynsbegäran.docx
@@ -229,7 +229,7 @@
     <w:r>
       <w:tab/>
       <w:tab/>
-      <w:t>2025-05-10</w:t>
+      <w:t>2025-05-11</w:t>
       <w:br/>
       <w:br/>
     </w:r>

--- a/tillsyn/A 1299-2025 tillsynsbegäran.docx
+++ b/tillsyn/A 1299-2025 tillsynsbegäran.docx
@@ -229,7 +229,7 @@
     <w:r>
       <w:tab/>
       <w:tab/>
-      <w:t>2025-05-11</w:t>
+      <w:t>2025-05-12</w:t>
       <w:br/>
       <w:br/>
     </w:r>

--- a/tillsyn/A 1299-2025 tillsynsbegäran.docx
+++ b/tillsyn/A 1299-2025 tillsynsbegäran.docx
@@ -229,7 +229,7 @@
     <w:r>
       <w:tab/>
       <w:tab/>
-      <w:t>2025-05-12</w:t>
+      <w:t>2025-05-13</w:t>
       <w:br/>
       <w:br/>
     </w:r>

--- a/tillsyn/A 1299-2025 tillsynsbegäran.docx
+++ b/tillsyn/A 1299-2025 tillsynsbegäran.docx
@@ -229,7 +229,7 @@
     <w:r>
       <w:tab/>
       <w:tab/>
-      <w:t>2025-05-13</w:t>
+      <w:t>2025-05-14</w:t>
       <w:br/>
       <w:br/>
     </w:r>

--- a/tillsyn/A 1299-2025 tillsynsbegäran.docx
+++ b/tillsyn/A 1299-2025 tillsynsbegäran.docx
@@ -229,7 +229,7 @@
     <w:r>
       <w:tab/>
       <w:tab/>
-      <w:t>2025-05-14</w:t>
+      <w:t>2025-05-15</w:t>
       <w:br/>
       <w:br/>
     </w:r>

--- a/tillsyn/A 1299-2025 tillsynsbegäran.docx
+++ b/tillsyn/A 1299-2025 tillsynsbegäran.docx
@@ -229,7 +229,7 @@
     <w:r>
       <w:tab/>
       <w:tab/>
-      <w:t>2025-05-15</w:t>
+      <w:t>2025-05-16</w:t>
       <w:br/>
       <w:br/>
     </w:r>

--- a/tillsyn/A 1299-2025 tillsynsbegäran.docx
+++ b/tillsyn/A 1299-2025 tillsynsbegäran.docx
@@ -229,7 +229,7 @@
     <w:r>
       <w:tab/>
       <w:tab/>
-      <w:t>2025-05-16</w:t>
+      <w:t>2025-05-17</w:t>
       <w:br/>
       <w:br/>
     </w:r>

--- a/tillsyn/A 1299-2025 tillsynsbegäran.docx
+++ b/tillsyn/A 1299-2025 tillsynsbegäran.docx
@@ -229,7 +229,7 @@
     <w:r>
       <w:tab/>
       <w:tab/>
-      <w:t>2025-05-17</w:t>
+      <w:t>2025-05-18</w:t>
       <w:br/>
       <w:br/>
     </w:r>

--- a/tillsyn/A 1299-2025 tillsynsbegäran.docx
+++ b/tillsyn/A 1299-2025 tillsynsbegäran.docx
@@ -229,7 +229,7 @@
     <w:r>
       <w:tab/>
       <w:tab/>
-      <w:t>2025-05-18</w:t>
+      <w:t>2025-05-19</w:t>
       <w:br/>
       <w:br/>
     </w:r>

--- a/tillsyn/A 1299-2025 tillsynsbegäran.docx
+++ b/tillsyn/A 1299-2025 tillsynsbegäran.docx
@@ -229,7 +229,7 @@
     <w:r>
       <w:tab/>
       <w:tab/>
-      <w:t>2025-05-19</w:t>
+      <w:t>2025-05-20</w:t>
       <w:br/>
       <w:br/>
     </w:r>

--- a/tillsyn/A 1299-2025 tillsynsbegäran.docx
+++ b/tillsyn/A 1299-2025 tillsynsbegäran.docx
@@ -229,7 +229,7 @@
     <w:r>
       <w:tab/>
       <w:tab/>
-      <w:t>2025-05-20</w:t>
+      <w:t>2025-05-21</w:t>
       <w:br/>
       <w:br/>
     </w:r>

--- a/tillsyn/A 1299-2025 tillsynsbegäran.docx
+++ b/tillsyn/A 1299-2025 tillsynsbegäran.docx
@@ -229,7 +229,7 @@
     <w:r>
       <w:tab/>
       <w:tab/>
-      <w:t>2025-05-21</w:t>
+      <w:t>2025-05-22</w:t>
       <w:br/>
       <w:br/>
     </w:r>

--- a/tillsyn/A 1299-2025 tillsynsbegäran.docx
+++ b/tillsyn/A 1299-2025 tillsynsbegäran.docx
@@ -229,7 +229,7 @@
     <w:r>
       <w:tab/>
       <w:tab/>
-      <w:t>2025-05-22</w:t>
+      <w:t>2025-05-23</w:t>
       <w:br/>
       <w:br/>
     </w:r>

--- a/tillsyn/A 1299-2025 tillsynsbegäran.docx
+++ b/tillsyn/A 1299-2025 tillsynsbegäran.docx
@@ -229,7 +229,7 @@
     <w:r>
       <w:tab/>
       <w:tab/>
-      <w:t>2025-05-23</w:t>
+      <w:t>2025-05-24</w:t>
       <w:br/>
       <w:br/>
     </w:r>

--- a/tillsyn/A 1299-2025 tillsynsbegäran.docx
+++ b/tillsyn/A 1299-2025 tillsynsbegäran.docx
@@ -229,7 +229,7 @@
     <w:r>
       <w:tab/>
       <w:tab/>
-      <w:t>2025-05-24</w:t>
+      <w:t>2025-05-25</w:t>
       <w:br/>
       <w:br/>
     </w:r>

--- a/tillsyn/A 1299-2025 tillsynsbegäran.docx
+++ b/tillsyn/A 1299-2025 tillsynsbegäran.docx
@@ -229,7 +229,7 @@
     <w:r>
       <w:tab/>
       <w:tab/>
-      <w:t>2025-05-25</w:t>
+      <w:t>2025-05-26</w:t>
       <w:br/>
       <w:br/>
     </w:r>

--- a/tillsyn/A 1299-2025 tillsynsbegäran.docx
+++ b/tillsyn/A 1299-2025 tillsynsbegäran.docx
@@ -229,7 +229,7 @@
     <w:r>
       <w:tab/>
       <w:tab/>
-      <w:t>2025-05-26</w:t>
+      <w:t>2025-05-27</w:t>
       <w:br/>
       <w:br/>
     </w:r>

--- a/tillsyn/A 1299-2025 tillsynsbegäran.docx
+++ b/tillsyn/A 1299-2025 tillsynsbegäran.docx
@@ -229,7 +229,7 @@
     <w:r>
       <w:tab/>
       <w:tab/>
-      <w:t>2025-05-27</w:t>
+      <w:t>2025-05-30</w:t>
       <w:br/>
       <w:br/>
     </w:r>

--- a/tillsyn/A 1299-2025 tillsynsbegäran.docx
+++ b/tillsyn/A 1299-2025 tillsynsbegäran.docx
@@ -229,7 +229,7 @@
     <w:r>
       <w:tab/>
       <w:tab/>
-      <w:t>2025-05-30</w:t>
+      <w:t>2025-06-01</w:t>
       <w:br/>
       <w:br/>
     </w:r>

--- a/tillsyn/A 1299-2025 tillsynsbegäran.docx
+++ b/tillsyn/A 1299-2025 tillsynsbegäran.docx
@@ -229,7 +229,7 @@
     <w:r>
       <w:tab/>
       <w:tab/>
-      <w:t>2025-06-01</w:t>
+      <w:t>2025-06-02</w:t>
       <w:br/>
       <w:br/>
     </w:r>

--- a/tillsyn/A 1299-2025 tillsynsbegäran.docx
+++ b/tillsyn/A 1299-2025 tillsynsbegäran.docx
@@ -229,7 +229,7 @@
     <w:r>
       <w:tab/>
       <w:tab/>
-      <w:t>2025-06-02</w:t>
+      <w:t>2025-06-03</w:t>
       <w:br/>
       <w:br/>
     </w:r>

--- a/tillsyn/A 1299-2025 tillsynsbegäran.docx
+++ b/tillsyn/A 1299-2025 tillsynsbegäran.docx
@@ -229,7 +229,7 @@
     <w:r>
       <w:tab/>
       <w:tab/>
-      <w:t>2025-06-03</w:t>
+      <w:t>2025-06-04</w:t>
       <w:br/>
       <w:br/>
     </w:r>

--- a/tillsyn/A 1299-2025 tillsynsbegäran.docx
+++ b/tillsyn/A 1299-2025 tillsynsbegäran.docx
@@ -229,7 +229,7 @@
     <w:r>
       <w:tab/>
       <w:tab/>
-      <w:t>2025-06-04</w:t>
+      <w:t>2025-06-05</w:t>
       <w:br/>
       <w:br/>
     </w:r>

--- a/tillsyn/A 1299-2025 tillsynsbegäran.docx
+++ b/tillsyn/A 1299-2025 tillsynsbegäran.docx
@@ -229,7 +229,7 @@
     <w:r>
       <w:tab/>
       <w:tab/>
-      <w:t>2025-06-05</w:t>
+      <w:t>2025-06-13</w:t>
       <w:br/>
       <w:br/>
     </w:r>

--- a/tillsyn/A 1299-2025 tillsynsbegäran.docx
+++ b/tillsyn/A 1299-2025 tillsynsbegäran.docx
@@ -229,7 +229,7 @@
     <w:r>
       <w:tab/>
       <w:tab/>
-      <w:t>2025-06-13</w:t>
+      <w:t>2025-06-15</w:t>
       <w:br/>
       <w:br/>
     </w:r>

--- a/tillsyn/A 1299-2025 tillsynsbegäran.docx
+++ b/tillsyn/A 1299-2025 tillsynsbegäran.docx
@@ -229,7 +229,7 @@
     <w:r>
       <w:tab/>
       <w:tab/>
-      <w:t>2025-06-15</w:t>
+      <w:t>2025-06-16</w:t>
       <w:br/>
       <w:br/>
     </w:r>

--- a/tillsyn/A 1299-2025 tillsynsbegäran.docx
+++ b/tillsyn/A 1299-2025 tillsynsbegäran.docx
@@ -229,7 +229,7 @@
     <w:r>
       <w:tab/>
       <w:tab/>
-      <w:t>2025-06-16</w:t>
+      <w:t>2025-06-17</w:t>
       <w:br/>
       <w:br/>
     </w:r>

--- a/tillsyn/A 1299-2025 tillsynsbegäran.docx
+++ b/tillsyn/A 1299-2025 tillsynsbegäran.docx
@@ -229,7 +229,7 @@
     <w:r>
       <w:tab/>
       <w:tab/>
-      <w:t>2025-06-17</w:t>
+      <w:t>2025-06-18</w:t>
       <w:br/>
       <w:br/>
     </w:r>

--- a/tillsyn/A 1299-2025 tillsynsbegäran.docx
+++ b/tillsyn/A 1299-2025 tillsynsbegäran.docx
@@ -229,7 +229,7 @@
     <w:r>
       <w:tab/>
       <w:tab/>
-      <w:t>2025-06-18</w:t>
+      <w:t>2025-06-19</w:t>
       <w:br/>
       <w:br/>
     </w:r>

--- a/tillsyn/A 1299-2025 tillsynsbegäran.docx
+++ b/tillsyn/A 1299-2025 tillsynsbegäran.docx
@@ -229,7 +229,7 @@
     <w:r>
       <w:tab/>
       <w:tab/>
-      <w:t>2025-06-19</w:t>
+      <w:t>2025-06-20</w:t>
       <w:br/>
       <w:br/>
     </w:r>

--- a/tillsyn/A 1299-2025 tillsynsbegäran.docx
+++ b/tillsyn/A 1299-2025 tillsynsbegäran.docx
@@ -229,7 +229,7 @@
     <w:r>
       <w:tab/>
       <w:tab/>
-      <w:t>2025-06-20</w:t>
+      <w:t>2025-06-21</w:t>
       <w:br/>
       <w:br/>
     </w:r>

--- a/tillsyn/A 1299-2025 tillsynsbegäran.docx
+++ b/tillsyn/A 1299-2025 tillsynsbegäran.docx
@@ -229,7 +229,7 @@
     <w:r>
       <w:tab/>
       <w:tab/>
-      <w:t>2025-06-21</w:t>
+      <w:t>2025-06-22</w:t>
       <w:br/>
       <w:br/>
     </w:r>

--- a/tillsyn/A 1299-2025 tillsynsbegäran.docx
+++ b/tillsyn/A 1299-2025 tillsynsbegäran.docx
@@ -229,7 +229,7 @@
     <w:r>
       <w:tab/>
       <w:tab/>
-      <w:t>2025-06-22</w:t>
+      <w:t>2025-06-23</w:t>
       <w:br/>
       <w:br/>
     </w:r>

--- a/tillsyn/A 1299-2025 tillsynsbegäran.docx
+++ b/tillsyn/A 1299-2025 tillsynsbegäran.docx
@@ -229,7 +229,7 @@
     <w:r>
       <w:tab/>
       <w:tab/>
-      <w:t>2025-06-23</w:t>
+      <w:t>2025-06-24</w:t>
       <w:br/>
       <w:br/>
     </w:r>

--- a/tillsyn/A 1299-2025 tillsynsbegäran.docx
+++ b/tillsyn/A 1299-2025 tillsynsbegäran.docx
@@ -229,7 +229,7 @@
     <w:r>
       <w:tab/>
       <w:tab/>
-      <w:t>2025-06-24</w:t>
+      <w:t>2025-06-25</w:t>
       <w:br/>
       <w:br/>
     </w:r>

--- a/tillsyn/A 1299-2025 tillsynsbegäran.docx
+++ b/tillsyn/A 1299-2025 tillsynsbegäran.docx
@@ -229,7 +229,7 @@
     <w:r>
       <w:tab/>
       <w:tab/>
-      <w:t>2025-06-25</w:t>
+      <w:t>2025-06-26</w:t>
       <w:br/>
       <w:br/>
     </w:r>

--- a/tillsyn/A 1299-2025 tillsynsbegäran.docx
+++ b/tillsyn/A 1299-2025 tillsynsbegäran.docx
@@ -229,7 +229,7 @@
     <w:r>
       <w:tab/>
       <w:tab/>
-      <w:t>2025-06-26</w:t>
+      <w:t>2025-06-27</w:t>
       <w:br/>
       <w:br/>
     </w:r>

--- a/tillsyn/A 1299-2025 tillsynsbegäran.docx
+++ b/tillsyn/A 1299-2025 tillsynsbegäran.docx
@@ -229,7 +229,7 @@
     <w:r>
       <w:tab/>
       <w:tab/>
-      <w:t>2025-06-27</w:t>
+      <w:t>2025-06-28</w:t>
       <w:br/>
       <w:br/>
     </w:r>

--- a/tillsyn/A 1299-2025 tillsynsbegäran.docx
+++ b/tillsyn/A 1299-2025 tillsynsbegäran.docx
@@ -229,7 +229,7 @@
     <w:r>
       <w:tab/>
       <w:tab/>
-      <w:t>2025-06-28</w:t>
+      <w:t>2025-06-29</w:t>
       <w:br/>
       <w:br/>
     </w:r>

--- a/tillsyn/A 1299-2025 tillsynsbegäran.docx
+++ b/tillsyn/A 1299-2025 tillsynsbegäran.docx
@@ -229,7 +229,7 @@
     <w:r>
       <w:tab/>
       <w:tab/>
-      <w:t>2025-06-29</w:t>
+      <w:t>2025-06-30</w:t>
       <w:br/>
       <w:br/>
     </w:r>

--- a/tillsyn/A 1299-2025 tillsynsbegäran.docx
+++ b/tillsyn/A 1299-2025 tillsynsbegäran.docx
@@ -229,7 +229,7 @@
     <w:r>
       <w:tab/>
       <w:tab/>
-      <w:t>2025-06-30</w:t>
+      <w:t>2025-07-01</w:t>
       <w:br/>
       <w:br/>
     </w:r>

--- a/tillsyn/A 1299-2025 tillsynsbegäran.docx
+++ b/tillsyn/A 1299-2025 tillsynsbegäran.docx
@@ -229,7 +229,7 @@
     <w:r>
       <w:tab/>
       <w:tab/>
-      <w:t>2025-07-01</w:t>
+      <w:t>2025-07-02</w:t>
       <w:br/>
       <w:br/>
     </w:r>

--- a/tillsyn/A 1299-2025 tillsynsbegäran.docx
+++ b/tillsyn/A 1299-2025 tillsynsbegäran.docx
@@ -229,7 +229,7 @@
     <w:r>
       <w:tab/>
       <w:tab/>
-      <w:t>2025-07-02</w:t>
+      <w:t>2025-07-03</w:t>
       <w:br/>
       <w:br/>
     </w:r>

--- a/tillsyn/A 1299-2025 tillsynsbegäran.docx
+++ b/tillsyn/A 1299-2025 tillsynsbegäran.docx
@@ -229,7 +229,7 @@
     <w:r>
       <w:tab/>
       <w:tab/>
-      <w:t>2025-07-03</w:t>
+      <w:t>2025-07-04</w:t>
       <w:br/>
       <w:br/>
     </w:r>

--- a/tillsyn/A 1299-2025 tillsynsbegäran.docx
+++ b/tillsyn/A 1299-2025 tillsynsbegäran.docx
@@ -229,7 +229,7 @@
     <w:r>
       <w:tab/>
       <w:tab/>
-      <w:t>2025-07-04</w:t>
+      <w:t>2025-07-05</w:t>
       <w:br/>
       <w:br/>
     </w:r>

--- a/tillsyn/A 1299-2025 tillsynsbegäran.docx
+++ b/tillsyn/A 1299-2025 tillsynsbegäran.docx
@@ -229,7 +229,7 @@
     <w:r>
       <w:tab/>
       <w:tab/>
-      <w:t>2025-07-05</w:t>
+      <w:t>2025-07-06</w:t>
       <w:br/>
       <w:br/>
     </w:r>

--- a/tillsyn/A 1299-2025 tillsynsbegäran.docx
+++ b/tillsyn/A 1299-2025 tillsynsbegäran.docx
@@ -229,7 +229,7 @@
     <w:r>
       <w:tab/>
       <w:tab/>
-      <w:t>2025-07-06</w:t>
+      <w:t>2025-07-07</w:t>
       <w:br/>
       <w:br/>
     </w:r>

--- a/tillsyn/A 1299-2025 tillsynsbegäran.docx
+++ b/tillsyn/A 1299-2025 tillsynsbegäran.docx
@@ -229,7 +229,7 @@
     <w:r>
       <w:tab/>
       <w:tab/>
-      <w:t>2025-07-07</w:t>
+      <w:t>2025-07-08</w:t>
       <w:br/>
       <w:br/>
     </w:r>

--- a/tillsyn/A 1299-2025 tillsynsbegäran.docx
+++ b/tillsyn/A 1299-2025 tillsynsbegäran.docx
@@ -229,7 +229,7 @@
     <w:r>
       <w:tab/>
       <w:tab/>
-      <w:t>2025-07-08</w:t>
+      <w:t>2025-07-09</w:t>
       <w:br/>
       <w:br/>
     </w:r>

--- a/tillsyn/A 1299-2025 tillsynsbegäran.docx
+++ b/tillsyn/A 1299-2025 tillsynsbegäran.docx
@@ -229,7 +229,7 @@
     <w:r>
       <w:tab/>
       <w:tab/>
-      <w:t>2025-07-09</w:t>
+      <w:t>2025-07-11</w:t>
       <w:br/>
       <w:br/>
     </w:r>

--- a/tillsyn/A 1299-2025 tillsynsbegäran.docx
+++ b/tillsyn/A 1299-2025 tillsynsbegäran.docx
@@ -229,7 +229,7 @@
     <w:r>
       <w:tab/>
       <w:tab/>
-      <w:t>2025-07-11</w:t>
+      <w:t>2025-07-12</w:t>
       <w:br/>
       <w:br/>
     </w:r>

--- a/tillsyn/A 1299-2025 tillsynsbegäran.docx
+++ b/tillsyn/A 1299-2025 tillsynsbegäran.docx
@@ -229,7 +229,7 @@
     <w:r>
       <w:tab/>
       <w:tab/>
-      <w:t>2025-07-12</w:t>
+      <w:t>2025-07-13</w:t>
       <w:br/>
       <w:br/>
     </w:r>

--- a/tillsyn/A 1299-2025 tillsynsbegäran.docx
+++ b/tillsyn/A 1299-2025 tillsynsbegäran.docx
@@ -229,7 +229,7 @@
     <w:r>
       <w:tab/>
       <w:tab/>
-      <w:t>2025-07-13</w:t>
+      <w:t>2025-07-14</w:t>
       <w:br/>
       <w:br/>
     </w:r>

--- a/tillsyn/A 1299-2025 tillsynsbegäran.docx
+++ b/tillsyn/A 1299-2025 tillsynsbegäran.docx
@@ -229,7 +229,7 @@
     <w:r>
       <w:tab/>
       <w:tab/>
-      <w:t>2025-08-06</w:t>
+      <w:t>2025-08-09</w:t>
       <w:br/>
       <w:br/>
     </w:r>

--- a/tillsyn/A 1299-2025 tillsynsbegäran.docx
+++ b/tillsyn/A 1299-2025 tillsynsbegäran.docx
@@ -12,7 +12,7 @@
     </w:p>
     <w:p>
       <w:r>
-        <w:t>Detta dokument behandlar höga naturvärden i avverkningsanmälan A 1299-2025 i Linköpings kommun. Denna avverkningsanmälan inkom 2025-01-10 och omfattar 8,9 ha.</w:t>
+        <w:t>Detta dokument behandlar höga naturvärden i avverkningsanmälan A 1299-2025 i Linköpings kommun. Denna avverkningsanmälan inkom 2025-01-10 12:56:21 och omfattar 8,9 ha.</w:t>
       </w:r>
     </w:p>
     <w:p>

--- a/tillsyn/A 1299-2025 tillsynsbegäran.docx
+++ b/tillsyn/A 1299-2025 tillsynsbegäran.docx
@@ -229,7 +229,7 @@
     <w:r>
       <w:tab/>
       <w:tab/>
-      <w:t>2025-08-09</w:t>
+      <w:t>2025-08-10</w:t>
       <w:br/>
       <w:br/>
     </w:r>

--- a/tillsyn/A 1299-2025 tillsynsbegäran.docx
+++ b/tillsyn/A 1299-2025 tillsynsbegäran.docx
@@ -229,7 +229,7 @@
     <w:r>
       <w:tab/>
       <w:tab/>
-      <w:t>2025-08-10</w:t>
+      <w:t>2025-08-11</w:t>
       <w:br/>
       <w:br/>
     </w:r>

--- a/tillsyn/A 1299-2025 tillsynsbegäran.docx
+++ b/tillsyn/A 1299-2025 tillsynsbegäran.docx
@@ -229,7 +229,7 @@
     <w:r>
       <w:tab/>
       <w:tab/>
-      <w:t>2025-08-11</w:t>
+      <w:t>2025-08-12</w:t>
       <w:br/>
       <w:br/>
     </w:r>

--- a/tillsyn/A 1299-2025 tillsynsbegäran.docx
+++ b/tillsyn/A 1299-2025 tillsynsbegäran.docx
@@ -229,7 +229,7 @@
     <w:r>
       <w:tab/>
       <w:tab/>
-      <w:t>2025-08-12</w:t>
+      <w:t>2025-08-13</w:t>
       <w:br/>
       <w:br/>
     </w:r>

--- a/tillsyn/A 1299-2025 tillsynsbegäran.docx
+++ b/tillsyn/A 1299-2025 tillsynsbegäran.docx
@@ -229,7 +229,7 @@
     <w:r>
       <w:tab/>
       <w:tab/>
-      <w:t>2025-08-13</w:t>
+      <w:t>2025-08-14</w:t>
       <w:br/>
       <w:br/>
     </w:r>

--- a/tillsyn/A 1299-2025 tillsynsbegäran.docx
+++ b/tillsyn/A 1299-2025 tillsynsbegäran.docx
@@ -229,7 +229,7 @@
     <w:r>
       <w:tab/>
       <w:tab/>
-      <w:t>2025-08-14</w:t>
+      <w:t>2025-08-15</w:t>
       <w:br/>
       <w:br/>
     </w:r>

--- a/tillsyn/A 1299-2025 tillsynsbegäran.docx
+++ b/tillsyn/A 1299-2025 tillsynsbegäran.docx
@@ -229,7 +229,7 @@
     <w:r>
       <w:tab/>
       <w:tab/>
-      <w:t>2025-08-15</w:t>
+      <w:t>2025-08-16</w:t>
       <w:br/>
       <w:br/>
     </w:r>

--- a/tillsyn/A 1299-2025 tillsynsbegäran.docx
+++ b/tillsyn/A 1299-2025 tillsynsbegäran.docx
@@ -229,7 +229,7 @@
     <w:r>
       <w:tab/>
       <w:tab/>
-      <w:t>2025-08-16</w:t>
+      <w:t>2025-08-17</w:t>
       <w:br/>
       <w:br/>
     </w:r>

--- a/tillsyn/A 1299-2025 tillsynsbegäran.docx
+++ b/tillsyn/A 1299-2025 tillsynsbegäran.docx
@@ -229,7 +229,7 @@
     <w:r>
       <w:tab/>
       <w:tab/>
-      <w:t>2025-08-17</w:t>
+      <w:t>2025-08-18</w:t>
       <w:br/>
       <w:br/>
     </w:r>

--- a/tillsyn/A 1299-2025 tillsynsbegäran.docx
+++ b/tillsyn/A 1299-2025 tillsynsbegäran.docx
@@ -229,7 +229,7 @@
     <w:r>
       <w:tab/>
       <w:tab/>
-      <w:t>2025-08-18</w:t>
+      <w:t>2025-08-19</w:t>
       <w:br/>
       <w:br/>
     </w:r>

--- a/tillsyn/A 1299-2025 tillsynsbegäran.docx
+++ b/tillsyn/A 1299-2025 tillsynsbegäran.docx
@@ -229,7 +229,7 @@
     <w:r>
       <w:tab/>
       <w:tab/>
-      <w:t>2025-08-19</w:t>
+      <w:t>2025-08-20</w:t>
       <w:br/>
       <w:br/>
     </w:r>

--- a/tillsyn/A 1299-2025 tillsynsbegäran.docx
+++ b/tillsyn/A 1299-2025 tillsynsbegäran.docx
@@ -229,7 +229,7 @@
     <w:r>
       <w:tab/>
       <w:tab/>
-      <w:t>2025-08-20</w:t>
+      <w:t>2025-08-21</w:t>
       <w:br/>
       <w:br/>
     </w:r>

--- a/tillsyn/A 1299-2025 tillsynsbegäran.docx
+++ b/tillsyn/A 1299-2025 tillsynsbegäran.docx
@@ -229,7 +229,7 @@
     <w:r>
       <w:tab/>
       <w:tab/>
-      <w:t>2025-08-21</w:t>
+      <w:t>2025-08-22</w:t>
       <w:br/>
       <w:br/>
     </w:r>

--- a/tillsyn/A 1299-2025 tillsynsbegäran.docx
+++ b/tillsyn/A 1299-2025 tillsynsbegäran.docx
@@ -229,7 +229,7 @@
     <w:r>
       <w:tab/>
       <w:tab/>
-      <w:t>2025-08-22</w:t>
+      <w:t>2025-08-23</w:t>
       <w:br/>
       <w:br/>
     </w:r>

--- a/tillsyn/A 1299-2025 tillsynsbegäran.docx
+++ b/tillsyn/A 1299-2025 tillsynsbegäran.docx
@@ -229,7 +229,7 @@
     <w:r>
       <w:tab/>
       <w:tab/>
-      <w:t>2025-08-23</w:t>
+      <w:t>2025-08-24</w:t>
       <w:br/>
       <w:br/>
     </w:r>

--- a/tillsyn/A 1299-2025 tillsynsbegäran.docx
+++ b/tillsyn/A 1299-2025 tillsynsbegäran.docx
@@ -229,7 +229,7 @@
     <w:r>
       <w:tab/>
       <w:tab/>
-      <w:t>2025-08-24</w:t>
+      <w:t>2025-08-25</w:t>
       <w:br/>
       <w:br/>
     </w:r>
